--- a/RFI-Docs/Military Occupational Blast Exposure Talking Points  7-22-24.docx
+++ b/RFI-Docs/Military Occupational Blast Exposure Talking Points  7-22-24.docx
@@ -4,26 +4,138 @@
   <w:body>
     <w:p>
       <w:pPr>
-        <w:spacing w:before="120" w:after="0" w:line="240" w:lineRule="auto"/>
-        <w:rPr>
-          <w:rFonts w:ascii="Times New Roman" w:eastAsia="Times New Roman" w:hAnsi="Times New Roman" w:cs="Times New Roman"/>
-          <w:sz w:val="24"/>
-          <w:szCs w:val="24"/>
-        </w:rPr>
-      </w:pPr>
-      <w:r>
-        <w:rPr>
-          <w:rFonts w:ascii="Times New Roman" w:eastAsia="Times New Roman" w:hAnsi="Times New Roman" w:cs="Times New Roman"/>
-          <w:b/>
-          <w:bCs/>
-          <w:sz w:val="24"/>
-          <w:szCs w:val="24"/>
-        </w:rPr>
-        <w:t>Statement </w:t>
+        <w:jc w:val="left"/>
+      </w:pPr>
+      <w:r>
+        <w:rPr>
+          <w:color w:val="646464"/>
+          <w:sz w:val="18"/>
+        </w:rPr>
+        <w:t>Document: Military Occupational Blast Exposure Talking Points  7-22-24.docx</w:t>
       </w:r>
     </w:p>
     <w:p>
       <w:pPr>
+        <w:jc w:val="left"/>
+      </w:pPr>
+      <w:r>
+        <w:rPr>
+          <w:color w:val="646464"/>
+          <w:sz w:val="18"/>
+        </w:rPr>
+        <w:t>Title: Military Occupational Blast Exposure Talking Points 7-22-24</w:t>
+      </w:r>
+    </w:p>
+    <w:p>
+      <w:pPr>
+        <w:jc w:val="left"/>
+      </w:pPr>
+      <w:r>
+        <w:rPr>
+          <w:color w:val="646464"/>
+          <w:sz w:val="18"/>
+        </w:rPr>
+        <w:t>Topic: Toxic Exposure - MERP | Type: Talking Points</w:t>
+      </w:r>
+    </w:p>
+    <w:p>
+      <w:pPr>
+        <w:jc w:val="left"/>
+      </w:pPr>
+      <w:r>
+        <w:rPr>
+          <w:color w:val="646464"/>
+          <w:sz w:val="18"/>
+        </w:rPr>
+        <w:t>Created: 2024-08-27 | By: Richman, Michael (VACO)</w:t>
+      </w:r>
+    </w:p>
+    <w:p>
+      <w:pPr>
+        <w:jc w:val="left"/>
+      </w:pPr>
+      <w:r>
+        <w:rPr>
+          <w:color w:val="646464"/>
+          <w:sz w:val="18"/>
+        </w:rPr>
+        <w:t>Modified: 2024-08-27 | By: Richman, Michael (VACO)</w:t>
+      </w:r>
+    </w:p>
+    <w:p>
+      <w:pPr>
+        <w:jc w:val="left"/>
+      </w:pPr>
+      <w:r>
+        <w:rPr>
+          <w:color w:val="C8C8C8"/>
+          <w:sz w:val="16"/>
+        </w:rPr>
+        <w:t>────────────────────────────────────────────────────────────────────────────────</w:t>
+      </w:r>
+    </w:p>
+    <w:p>
+      <w:pPr>
+        <w:jc w:val="left"/>
+      </w:pPr>
+      <w:r/>
+    </w:p>
+    <w:p>
+      <w:pPr>
+        <w:jc w:val="left"/>
+      </w:pPr>
+      <w:r>
+        <w:rPr>
+          <w:color w:val="646464"/>
+          <w:sz w:val="18"/>
+        </w:rPr>
+        <w:t>Topic: Toxic Exposure - MERP | Type: Talking Points</w:t>
+      </w:r>
+    </w:p>
+    <w:p>
+      <w:pPr>
+        <w:jc w:val="left"/>
+      </w:pPr>
+      <w:r>
+        <w:rPr>
+          <w:color w:val="646464"/>
+          <w:sz w:val="18"/>
+        </w:rPr>
+        <w:t>Created: 2024-08-27 | By: Richman, Michael (VACO)</w:t>
+      </w:r>
+    </w:p>
+    <w:p>
+      <w:pPr>
+        <w:jc w:val="left"/>
+      </w:pPr>
+      <w:r>
+        <w:rPr>
+          <w:color w:val="646464"/>
+          <w:sz w:val="18"/>
+        </w:rPr>
+        <w:t>Modified: 2024-08-27 | By: Richman, Michael (VACO)</w:t>
+      </w:r>
+    </w:p>
+    <w:p>
+      <w:pPr>
+        <w:spacing w:before="120" w:after="0" w:line="240" w:lineRule="auto"/>
+        <w:jc w:val="left"/>
+        <w:rPr>
+          <w:rFonts w:ascii="Times New Roman" w:eastAsia="Times New Roman" w:hAnsi="Times New Roman" w:cs="Times New Roman"/>
+          <w:sz w:val="24"/>
+          <w:szCs w:val="24"/>
+        </w:rPr>
+      </w:pPr>
+      <w:r>
+        <w:rPr>
+          <w:color w:val="C8C8C8"/>
+          <w:sz w:val="16"/>
+        </w:rPr>
+        <w:t>────────────────────────────────────────────────────────────────────────────────</w:t>
+      </w:r>
+    </w:p>
+    <w:p>
+      <w:pPr>
         <w:spacing w:before="120" w:after="0" w:line="240" w:lineRule="auto"/>
         <w:ind w:left="600"/>
         <w:rPr>
@@ -32,15 +144,7 @@
           <w:szCs w:val="24"/>
         </w:rPr>
       </w:pPr>
-      <w:r>
-        <w:rPr>
-          <w:rFonts w:ascii="Times New Roman" w:eastAsia="Times New Roman" w:hAnsi="Times New Roman" w:cs="Times New Roman"/>
-          <w:sz w:val="24"/>
-          <w:szCs w:val="24"/>
-        </w:rPr>
-        <w:br/>
-        <w:t>For over fifteen years VA’s research enterprise has been building evidence on traumatic brain injuries, or TBIs, so that we can better understand this little-known condition faced by so many of our Veterans and develop the treatments that improve their quality of life.  However, some of that research is challenging how we have historically considered TBIs and blast exposures, which in turns mean we must follow this new path and examine the issue more closely.</w:t>
-      </w:r>
+      <w:r/>
     </w:p>
     <w:p>
       <w:pPr>
